--- a/docs/OL_1_reizinataji_vienadojumi/OL_1_npd_ATR.docx
+++ b/docs/OL_1_reizinataji_vienadojumi/OL_1_npd_ATR.docx
@@ -4100,13 +4100,20 @@
         </m:oMath>
       </m:oMathPara>
     </w:p>
-    <w:bookmarkEnd w:id="23"/>
-    <w:bookmarkStart w:id="39" w:name="variants"/>
-    <w:p>
-      <w:pPr>
-        <w:pStyle w:val="Heading1"/>
-      </w:pPr>
+    <w:p>
       <w:r>
+        <w:br w:type="page"/>
+      </w:r>
+    </w:p>
+    <w:p>
+      <w:pPr>
+        <w:pStyle w:val="FirstParagraph"/>
+      </w:pPr>
+      <w:r>
+        <w:rPr>
+          <w:b/>
+          <w:bCs/>
+        </w:rPr>
         <w:t xml:space="preserve">2. variants</w:t>
       </w:r>
     </w:p>
@@ -4129,6 +4136,7 @@
         <w:t xml:space="preserve">Vārds, uzvārds, klase</w:t>
       </w:r>
     </w:p>
+    <w:bookmarkEnd w:id="23"/>
     <w:bookmarkStart w:id="28" w:name="punkti-sadali-reizinātājos-1"/>
     <w:p>
       <w:pPr>
@@ -8245,7 +8253,6 @@
       </m:oMathPara>
     </w:p>
     <w:bookmarkEnd w:id="38"/>
-    <w:bookmarkEnd w:id="39"/>
     <w:sectPr>
       <w:headerReference w:type="default" r:id="rId9"/>
       <w:footerReference w:type="default" r:id="rId10"/>
@@ -8275,18 +8282,7 @@
         <w:sz w:val="18"/>
       </w:rPr>
       <w:t>© Valsts izglītības attīstības aģentūra | ESF+ projekts Nr. 4.2.2.3/1/24/I/001</w:t>
-    </w:r>
-  </w:p>
-  <w:p>
-    <w:pPr>
-      <w:jc w:val="center"/>
-    </w:pPr>
-    <w:r>
-      <w:rPr>
-        <w:rFonts w:ascii="Calibri" w:hAnsi="Calibri"/>
-        <w:color w:val="666666"/>
-        <w:sz w:val="18"/>
-      </w:rPr>
+      <w:br/>
       <w:t>Pedagogu profesionālā atbalsta sistēmas izveide</w:t>
     </w:r>
   </w:p>

--- a/docs/OL_1_reizinataji_vienadojumi/OL_1_npd_ATR.docx
+++ b/docs/OL_1_reizinataji_vienadojumi/OL_1_npd_ATR.docx
@@ -33,27 +33,107 @@
         <w:t xml:space="preserve">Vārds, uzvārds, klase</w:t>
       </w:r>
     </w:p>
-    <w:bookmarkStart w:id="13" w:name="punkti-sadali-reizinātājos"/>
-    <w:p>
-      <w:pPr>
-        <w:pStyle w:val="Heading2"/>
-      </w:pPr>
-      <w:r>
-        <w:t xml:space="preserve">1. (___/8 punkti) Sadali reizinātājos!</w:t>
-      </w:r>
-    </w:p>
-    <w:bookmarkStart w:id="9" w:name="p."/>
-    <w:p>
-      <w:pPr>
-        <w:pStyle w:val="Heading3"/>
-      </w:pPr>
-      <w:r>
-        <w:t xml:space="preserve">1.1. (1 p.)</w:t>
-      </w:r>
-    </w:p>
-    <w:p>
-      <w:pPr>
-        <w:pStyle w:val="FirstParagraph"/>
+    <w:p>
+      <w:pPr>
+        <w:pStyle w:val="BodyText"/>
+      </w:pPr>
+      <w:r>
+        <w:rPr>
+          <w:b/>
+          <w:bCs/>
+        </w:rPr>
+        <w:t xml:space="preserve">1.</w:t>
+      </w:r>
+      <w:r>
+        <w:t xml:space="preserve"> </w:t>
+      </w:r>
+      <w:r>
+        <w:t xml:space="preserve">(___/8 punkti) Sadali reizinātājos!</w:t>
+      </w:r>
+    </w:p>
+    <w:p>
+      <w:pPr>
+        <w:pStyle w:val="BodyText"/>
+      </w:pPr>
+      <w:r>
+        <w:rPr>
+          <w:b/>
+          <w:bCs/>
+        </w:rPr>
+        <w:t xml:space="preserve">1.1.</w:t>
+      </w:r>
+      <w:r>
+        <w:t xml:space="preserve"> </w:t>
+      </w:r>
+      <w:r>
+        <w:t xml:space="preserve">(1 p.)</w:t>
+      </w:r>
+      <w:r>
+        <w:t xml:space="preserve"> </w:t>
+      </w:r>
+      <m:oMath>
+        <m:r>
+          <m:t>5</m:t>
+        </m:r>
+        <m:sSup>
+          <m:e>
+            <m:r>
+              <m:t>a</m:t>
+            </m:r>
+          </m:e>
+          <m:sup>
+            <m:r>
+              <m:t>3</m:t>
+            </m:r>
+          </m:sup>
+        </m:sSup>
+        <m:sSup>
+          <m:e>
+            <m:r>
+              <m:t>b</m:t>
+            </m:r>
+          </m:e>
+          <m:sup>
+            <m:r>
+              <m:t>2</m:t>
+            </m:r>
+          </m:sup>
+        </m:sSup>
+        <m:r>
+          <m:rPr>
+            <m:sty m:val="p"/>
+          </m:rPr>
+          <m:t>−</m:t>
+        </m:r>
+        <m:r>
+          <m:t>15</m:t>
+        </m:r>
+        <m:r>
+          <m:t>a</m:t>
+        </m:r>
+        <m:sSup>
+          <m:e>
+            <m:r>
+              <m:t>b</m:t>
+            </m:r>
+          </m:e>
+          <m:sup>
+            <m:r>
+              <m:t>3</m:t>
+            </m:r>
+          </m:sup>
+        </m:sSup>
+        <m:r>
+          <m:rPr>
+            <m:sty m:val="p"/>
+          </m:rPr>
+          <m:t>=</m:t>
+        </m:r>
+      </m:oMath>
+    </w:p>
+    <w:p>
+      <w:pPr>
+        <w:pStyle w:val="Solution"/>
       </w:pPr>
       <m:oMathPara>
         <m:oMathParaPr>
@@ -63,78 +143,21 @@
           <m:r>
             <m:t>5</m:t>
           </m:r>
+          <m:r>
+            <m:t>a</m:t>
+          </m:r>
           <m:sSup>
             <m:e>
               <m:r>
-                <m:t>a</m:t>
+                <m:t>b</m:t>
               </m:r>
             </m:e>
             <m:sup>
               <m:r>
-                <m:t>3</m:t>
+                <m:t>2</m:t>
               </m:r>
             </m:sup>
           </m:sSup>
-          <m:sSup>
-            <m:e>
-              <m:r>
-                <m:t>b</m:t>
-              </m:r>
-            </m:e>
-            <m:sup>
-              <m:r>
-                <m:t>2</m:t>
-              </m:r>
-            </m:sup>
-          </m:sSup>
-          <m:r>
-            <m:rPr>
-              <m:sty m:val="p"/>
-            </m:rPr>
-            <m:t>−</m:t>
-          </m:r>
-          <m:r>
-            <m:t>15</m:t>
-          </m:r>
-          <m:r>
-            <m:t>a</m:t>
-          </m:r>
-          <m:sSup>
-            <m:e>
-              <m:r>
-                <m:t>b</m:t>
-              </m:r>
-            </m:e>
-            <m:sup>
-              <m:r>
-                <m:t>3</m:t>
-              </m:r>
-            </m:sup>
-          </m:sSup>
-          <m:r>
-            <m:rPr>
-              <m:sty m:val="p"/>
-            </m:rPr>
-            <m:t>=</m:t>
-          </m:r>
-          <m:r>
-            <m:t>5</m:t>
-          </m:r>
-          <m:r>
-            <m:t>a</m:t>
-          </m:r>
-          <m:sSup>
-            <m:e>
-              <m:r>
-                <m:t>b</m:t>
-              </m:r>
-            </m:e>
-            <m:sup>
-              <m:r>
-                <m:t>2</m:t>
-              </m:r>
-            </m:sup>
-          </m:sSup>
           <m:r>
             <m:rPr>
               <m:sty m:val="p"/>
@@ -165,19 +188,92 @@
         </m:oMath>
       </m:oMathPara>
     </w:p>
-    <w:bookmarkEnd w:id="9"/>
-    <w:bookmarkStart w:id="10" w:name="p.-1"/>
-    <w:p>
-      <w:pPr>
-        <w:pStyle w:val="Heading3"/>
-      </w:pPr>
-      <w:r>
-        <w:t xml:space="preserve">1.2. (2 p.)</w:t>
-      </w:r>
-    </w:p>
     <w:p>
       <w:pPr>
         <w:pStyle w:val="FirstParagraph"/>
+      </w:pPr>
+      <w:r>
+        <w:rPr>
+          <w:b/>
+          <w:bCs/>
+        </w:rPr>
+        <w:t xml:space="preserve">1.2.</w:t>
+      </w:r>
+      <w:r>
+        <w:t xml:space="preserve"> </w:t>
+      </w:r>
+      <w:r>
+        <w:t xml:space="preserve">(2 p.)</w:t>
+      </w:r>
+      <w:r>
+        <w:t xml:space="preserve"> </w:t>
+      </w:r>
+      <m:oMath>
+        <m:r>
+          <m:t>2</m:t>
+        </m:r>
+        <m:r>
+          <m:t>y</m:t>
+        </m:r>
+        <m:r>
+          <m:rPr>
+            <m:sty m:val="p"/>
+          </m:rPr>
+          <m:t>(</m:t>
+        </m:r>
+        <m:r>
+          <m:t>3</m:t>
+        </m:r>
+        <m:r>
+          <m:t>x</m:t>
+        </m:r>
+        <m:r>
+          <m:rPr>
+            <m:sty m:val="p"/>
+          </m:rPr>
+          <m:t>−</m:t>
+        </m:r>
+        <m:r>
+          <m:t>5</m:t>
+        </m:r>
+        <m:r>
+          <m:rPr>
+            <m:sty m:val="p"/>
+          </m:rPr>
+          <m:t>)</m:t>
+        </m:r>
+        <m:r>
+          <m:rPr>
+            <m:sty m:val="p"/>
+          </m:rPr>
+          <m:t>−</m:t>
+        </m:r>
+        <m:r>
+          <m:t>9</m:t>
+        </m:r>
+        <m:r>
+          <m:t>x</m:t>
+        </m:r>
+        <m:r>
+          <m:rPr>
+            <m:sty m:val="p"/>
+          </m:rPr>
+          <m:t>+</m:t>
+        </m:r>
+        <m:r>
+          <m:t>15</m:t>
+        </m:r>
+        <m:r>
+          <m:rPr>
+            <m:sty m:val="p"/>
+          </m:rPr>
+          <m:t>=</m:t>
+        </m:r>
+      </m:oMath>
+    </w:p>
+    <w:p>
+      <w:pPr>
+        <w:pStyle w:val="Solution"/>
       </w:pPr>
       <m:oMathPara>
         <m:oMathParaPr>
@@ -224,66 +320,6 @@
             <m:t>−</m:t>
           </m:r>
           <m:r>
-            <m:t>9</m:t>
-          </m:r>
-          <m:r>
-            <m:t>x</m:t>
-          </m:r>
-          <m:r>
-            <m:rPr>
-              <m:sty m:val="p"/>
-            </m:rPr>
-            <m:t>+</m:t>
-          </m:r>
-          <m:r>
-            <m:t>15</m:t>
-          </m:r>
-          <m:r>
-            <m:rPr>
-              <m:sty m:val="p"/>
-            </m:rPr>
-            <m:t>=</m:t>
-          </m:r>
-          <m:r>
-            <m:t>2</m:t>
-          </m:r>
-          <m:r>
-            <m:t>y</m:t>
-          </m:r>
-          <m:r>
-            <m:rPr>
-              <m:sty m:val="p"/>
-            </m:rPr>
-            <m:t>(</m:t>
-          </m:r>
-          <m:r>
-            <m:t>3</m:t>
-          </m:r>
-          <m:r>
-            <m:t>x</m:t>
-          </m:r>
-          <m:r>
-            <m:rPr>
-              <m:sty m:val="p"/>
-            </m:rPr>
-            <m:t>−</m:t>
-          </m:r>
-          <m:r>
-            <m:t>5</m:t>
-          </m:r>
-          <m:r>
-            <m:rPr>
-              <m:sty m:val="p"/>
-            </m:rPr>
-            <m:t>)</m:t>
-          </m:r>
-          <m:r>
-            <m:rPr>
-              <m:sty m:val="p"/>
-            </m:rPr>
-            <m:t>−</m:t>
-          </m:r>
-          <m:r>
             <m:t>3</m:t>
           </m:r>
           <m:r>
@@ -376,55 +412,68 @@
         </m:oMath>
       </m:oMathPara>
     </w:p>
-    <w:bookmarkEnd w:id="10"/>
-    <w:bookmarkStart w:id="11" w:name="p.-2"/>
-    <w:p>
-      <w:pPr>
-        <w:pStyle w:val="Heading3"/>
-      </w:pPr>
-      <w:r>
-        <w:t xml:space="preserve">1.3. (2 p.)</w:t>
-      </w:r>
-    </w:p>
     <w:p>
       <w:pPr>
         <w:pStyle w:val="FirstParagraph"/>
+      </w:pPr>
+      <w:r>
+        <w:rPr>
+          <w:b/>
+          <w:bCs/>
+        </w:rPr>
+        <w:t xml:space="preserve">1.3.</w:t>
+      </w:r>
+      <w:r>
+        <w:t xml:space="preserve"> </w:t>
+      </w:r>
+      <w:r>
+        <w:t xml:space="preserve">(2 p.)</w:t>
+      </w:r>
+      <w:r>
+        <w:t xml:space="preserve"> </w:t>
+      </w:r>
+      <m:oMath>
+        <m:r>
+          <m:t>1</m:t>
+        </m:r>
+        <m:r>
+          <m:rPr>
+            <m:sty m:val="p"/>
+          </m:rPr>
+          <m:t>−</m:t>
+        </m:r>
+        <m:r>
+          <m:t>64</m:t>
+        </m:r>
+        <m:sSup>
+          <m:e>
+            <m:r>
+              <m:t>a</m:t>
+            </m:r>
+          </m:e>
+          <m:sup>
+            <m:r>
+              <m:t>3</m:t>
+            </m:r>
+          </m:sup>
+        </m:sSup>
+        <m:r>
+          <m:rPr>
+            <m:sty m:val="p"/>
+          </m:rPr>
+          <m:t>=</m:t>
+        </m:r>
+      </m:oMath>
+    </w:p>
+    <w:p>
+      <w:pPr>
+        <w:pStyle w:val="Solution"/>
       </w:pPr>
       <m:oMathPara>
         <m:oMathParaPr>
           <m:jc m:val="left"/>
         </m:oMathParaPr>
         <m:oMath>
-          <m:r>
-            <m:t>1</m:t>
-          </m:r>
-          <m:r>
-            <m:rPr>
-              <m:sty m:val="p"/>
-            </m:rPr>
-            <m:t>−</m:t>
-          </m:r>
-          <m:r>
-            <m:t>64</m:t>
-          </m:r>
-          <m:sSup>
-            <m:e>
-              <m:r>
-                <m:t>a</m:t>
-              </m:r>
-            </m:e>
-            <m:sup>
-              <m:r>
-                <m:t>3</m:t>
-              </m:r>
-            </m:sup>
-          </m:sSup>
-          <m:r>
-            <m:rPr>
-              <m:sty m:val="p"/>
-            </m:rPr>
-            <m:t>=</m:t>
-          </m:r>
           <m:sSup>
             <m:e>
               <m:r>
@@ -554,67 +603,80 @@
         </m:oMath>
       </m:oMathPara>
     </w:p>
-    <w:bookmarkEnd w:id="11"/>
-    <w:bookmarkStart w:id="12" w:name="p.-3"/>
-    <w:p>
-      <w:pPr>
-        <w:pStyle w:val="Heading3"/>
-      </w:pPr>
-      <w:r>
-        <w:t xml:space="preserve">1.4. (3 p.)</w:t>
-      </w:r>
-    </w:p>
     <w:p>
       <w:pPr>
         <w:pStyle w:val="FirstParagraph"/>
+      </w:pPr>
+      <w:r>
+        <w:rPr>
+          <w:b/>
+          <w:bCs/>
+        </w:rPr>
+        <w:t xml:space="preserve">1.4.</w:t>
+      </w:r>
+      <w:r>
+        <w:t xml:space="preserve"> </w:t>
+      </w:r>
+      <w:r>
+        <w:t xml:space="preserve">(3 p.)</w:t>
+      </w:r>
+      <w:r>
+        <w:t xml:space="preserve"> </w:t>
+      </w:r>
+      <m:oMath>
+        <m:r>
+          <m:t>3</m:t>
+        </m:r>
+        <m:sSup>
+          <m:e>
+            <m:r>
+              <m:t>x</m:t>
+            </m:r>
+          </m:e>
+          <m:sup>
+            <m:r>
+              <m:t>2</m:t>
+            </m:r>
+          </m:sup>
+        </m:sSup>
+        <m:r>
+          <m:rPr>
+            <m:sty m:val="p"/>
+          </m:rPr>
+          <m:t>−</m:t>
+        </m:r>
+        <m:r>
+          <m:t>7</m:t>
+        </m:r>
+        <m:r>
+          <m:t>x</m:t>
+        </m:r>
+        <m:r>
+          <m:rPr>
+            <m:sty m:val="p"/>
+          </m:rPr>
+          <m:t>+</m:t>
+        </m:r>
+        <m:r>
+          <m:t>2</m:t>
+        </m:r>
+        <m:r>
+          <m:rPr>
+            <m:sty m:val="p"/>
+          </m:rPr>
+          <m:t>=</m:t>
+        </m:r>
+      </m:oMath>
+    </w:p>
+    <w:p>
+      <w:pPr>
+        <w:pStyle w:val="Solution"/>
       </w:pPr>
       <m:oMathPara>
         <m:oMathParaPr>
           <m:jc m:val="left"/>
         </m:oMathParaPr>
         <m:oMath>
-          <m:r>
-            <m:t>3</m:t>
-          </m:r>
-          <m:sSup>
-            <m:e>
-              <m:r>
-                <m:t>x</m:t>
-              </m:r>
-            </m:e>
-            <m:sup>
-              <m:r>
-                <m:t>2</m:t>
-              </m:r>
-            </m:sup>
-          </m:sSup>
-          <m:r>
-            <m:rPr>
-              <m:sty m:val="p"/>
-            </m:rPr>
-            <m:t>−</m:t>
-          </m:r>
-          <m:r>
-            <m:t>7</m:t>
-          </m:r>
-          <m:r>
-            <m:t>x</m:t>
-          </m:r>
-          <m:r>
-            <m:rPr>
-              <m:sty m:val="p"/>
-            </m:rPr>
-            <m:t>+</m:t>
-          </m:r>
-          <m:r>
-            <m:t>2</m:t>
-          </m:r>
-          <m:r>
-            <m:rPr>
-              <m:sty m:val="p"/>
-            </m:rPr>
-            <m:t>=</m:t>
-          </m:r>
           <m:r>
             <m:t>3</m:t>
           </m:r>
@@ -738,7 +800,7 @@
     </w:p>
     <w:p>
       <w:pPr>
-        <w:pStyle w:val="FirstParagraph"/>
+        <w:pStyle w:val="Solution"/>
       </w:pPr>
       <m:oMathPara>
         <m:oMathParaPr>
@@ -843,7 +905,7 @@
     </w:p>
     <w:p>
       <w:pPr>
-        <w:pStyle w:val="FirstParagraph"/>
+        <w:pStyle w:val="Solution"/>
       </w:pPr>
       <m:oMathPara>
         <m:oMathParaPr>
@@ -1030,29 +1092,110 @@
         </m:oMath>
       </m:oMathPara>
     </w:p>
-    <w:bookmarkEnd w:id="12"/>
-    <w:bookmarkEnd w:id="13"/>
-    <w:bookmarkStart w:id="17" w:name="punkti-atrisini-vienādojumus"/>
-    <w:p>
-      <w:pPr>
-        <w:pStyle w:val="Heading2"/>
-      </w:pPr>
-      <w:r>
-        <w:t xml:space="preserve">2. (___/9 punkti) Atrisini vienādojumus!</w:t>
-      </w:r>
-    </w:p>
-    <w:bookmarkStart w:id="14" w:name="p.-4"/>
-    <w:p>
-      <w:pPr>
-        <w:pStyle w:val="Heading3"/>
-      </w:pPr>
-      <w:r>
-        <w:t xml:space="preserve">2.1. (2 p.)</w:t>
-      </w:r>
-    </w:p>
     <w:p>
       <w:pPr>
         <w:pStyle w:val="FirstParagraph"/>
+      </w:pPr>
+      <w:r>
+        <w:rPr>
+          <w:b/>
+          <w:bCs/>
+        </w:rPr>
+        <w:t xml:space="preserve">2.</w:t>
+      </w:r>
+      <w:r>
+        <w:t xml:space="preserve"> </w:t>
+      </w:r>
+      <w:r>
+        <w:t xml:space="preserve">(___/9 punkti) Atrisini vienādojumus!</w:t>
+      </w:r>
+    </w:p>
+    <w:p>
+      <w:pPr>
+        <w:pStyle w:val="BodyText"/>
+      </w:pPr>
+      <w:r>
+        <w:rPr>
+          <w:b/>
+          <w:bCs/>
+        </w:rPr>
+        <w:t xml:space="preserve">2.1.</w:t>
+      </w:r>
+      <w:r>
+        <w:t xml:space="preserve"> </w:t>
+      </w:r>
+      <w:r>
+        <w:t xml:space="preserve">(2 p.)</w:t>
+      </w:r>
+      <w:r>
+        <w:t xml:space="preserve"> </w:t>
+      </w:r>
+      <m:oMath>
+        <m:r>
+          <m:t>x</m:t>
+        </m:r>
+        <m:r>
+          <m:rPr>
+            <m:sty m:val="p"/>
+          </m:rPr>
+          <m:t>(</m:t>
+        </m:r>
+        <m:r>
+          <m:t>x</m:t>
+        </m:r>
+        <m:r>
+          <m:rPr>
+            <m:sty m:val="p"/>
+          </m:rPr>
+          <m:t>−</m:t>
+        </m:r>
+        <m:r>
+          <m:t>1</m:t>
+        </m:r>
+        <m:r>
+          <m:rPr>
+            <m:sty m:val="p"/>
+          </m:rPr>
+          <m:t>)</m:t>
+        </m:r>
+        <m:r>
+          <m:rPr>
+            <m:sty m:val="p"/>
+          </m:rPr>
+          <m:t>(</m:t>
+        </m:r>
+        <m:r>
+          <m:t>x</m:t>
+        </m:r>
+        <m:r>
+          <m:rPr>
+            <m:sty m:val="p"/>
+          </m:rPr>
+          <m:t>+</m:t>
+        </m:r>
+        <m:r>
+          <m:t>3</m:t>
+        </m:r>
+        <m:r>
+          <m:rPr>
+            <m:sty m:val="p"/>
+          </m:rPr>
+          <m:t>)</m:t>
+        </m:r>
+        <m:r>
+          <m:rPr>
+            <m:sty m:val="p"/>
+          </m:rPr>
+          <m:t>=</m:t>
+        </m:r>
+        <m:r>
+          <m:t>0</m:t>
+        </m:r>
+      </m:oMath>
+    </w:p>
+    <w:p>
+      <w:pPr>
+        <w:pStyle w:val="Solution"/>
       </w:pPr>
       <m:oMathPara>
         <m:oMathParaPr>
@@ -1066,7 +1209,23 @@
             <m:rPr>
               <m:sty m:val="p"/>
             </m:rPr>
-            <m:t>(</m:t>
+            <m:t>=</m:t>
+          </m:r>
+          <m:r>
+            <m:t>0</m:t>
+          </m:r>
+          <m:r>
+            <m:t> </m:t>
+          </m:r>
+          <m:r>
+            <m:rPr>
+              <m:nor/>
+              <m:sty m:val="p"/>
+            </m:rPr>
+            <m:t>vai</m:t>
+          </m:r>
+          <m:r>
+            <m:t> </m:t>
           </m:r>
           <m:r>
             <m:t>x</m:t>
@@ -1084,13 +1243,23 @@
             <m:rPr>
               <m:sty m:val="p"/>
             </m:rPr>
-            <m:t>)</m:t>
-          </m:r>
-          <m:r>
-            <m:rPr>
-              <m:sty m:val="p"/>
-            </m:rPr>
-            <m:t>(</m:t>
+            <m:t>=</m:t>
+          </m:r>
+          <m:r>
+            <m:t>0</m:t>
+          </m:r>
+          <m:r>
+            <m:t> </m:t>
+          </m:r>
+          <m:r>
+            <m:rPr>
+              <m:nor/>
+              <m:sty m:val="p"/>
+            </m:rPr>
+            <m:t>vai</m:t>
+          </m:r>
+          <m:r>
+            <m:t> </m:t>
           </m:r>
           <m:r>
             <m:t>x</m:t>
@@ -1103,12 +1272,6 @@
           </m:r>
           <m:r>
             <m:t>3</m:t>
-          </m:r>
-          <m:r>
-            <m:rPr>
-              <m:sty m:val="p"/>
-            </m:rPr>
-            <m:t>)</m:t>
           </m:r>
           <m:r>
             <m:rPr>
@@ -1124,99 +1287,7 @@
     </w:p>
     <w:p>
       <w:pPr>
-        <w:pStyle w:val="FirstParagraph"/>
-      </w:pPr>
-      <m:oMathPara>
-        <m:oMathParaPr>
-          <m:jc m:val="left"/>
-        </m:oMathParaPr>
-        <m:oMath>
-          <m:r>
-            <m:t>x</m:t>
-          </m:r>
-          <m:r>
-            <m:rPr>
-              <m:sty m:val="p"/>
-            </m:rPr>
-            <m:t>=</m:t>
-          </m:r>
-          <m:r>
-            <m:t>0</m:t>
-          </m:r>
-          <m:r>
-            <m:t> </m:t>
-          </m:r>
-          <m:r>
-            <m:rPr>
-              <m:nor/>
-              <m:sty m:val="p"/>
-            </m:rPr>
-            <m:t>vai</m:t>
-          </m:r>
-          <m:r>
-            <m:t> </m:t>
-          </m:r>
-          <m:r>
-            <m:t>x</m:t>
-          </m:r>
-          <m:r>
-            <m:rPr>
-              <m:sty m:val="p"/>
-            </m:rPr>
-            <m:t>−</m:t>
-          </m:r>
-          <m:r>
-            <m:t>1</m:t>
-          </m:r>
-          <m:r>
-            <m:rPr>
-              <m:sty m:val="p"/>
-            </m:rPr>
-            <m:t>=</m:t>
-          </m:r>
-          <m:r>
-            <m:t>0</m:t>
-          </m:r>
-          <m:r>
-            <m:t> </m:t>
-          </m:r>
-          <m:r>
-            <m:rPr>
-              <m:nor/>
-              <m:sty m:val="p"/>
-            </m:rPr>
-            <m:t>vai</m:t>
-          </m:r>
-          <m:r>
-            <m:t> </m:t>
-          </m:r>
-          <m:r>
-            <m:t>x</m:t>
-          </m:r>
-          <m:r>
-            <m:rPr>
-              <m:sty m:val="p"/>
-            </m:rPr>
-            <m:t>+</m:t>
-          </m:r>
-          <m:r>
-            <m:t>3</m:t>
-          </m:r>
-          <m:r>
-            <m:rPr>
-              <m:sty m:val="p"/>
-            </m:rPr>
-            <m:t>=</m:t>
-          </m:r>
-          <m:r>
-            <m:t>0</m:t>
-          </m:r>
-        </m:oMath>
-      </m:oMathPara>
-    </w:p>
-    <w:p>
-      <w:pPr>
-        <w:pStyle w:val="FirstParagraph"/>
+        <w:pStyle w:val="Solution"/>
       </w:pPr>
       <m:oMathPara>
         <m:oMathParaPr>
@@ -1301,19 +1372,27 @@
         </m:oMath>
       </m:oMathPara>
     </w:p>
-    <w:bookmarkEnd w:id="14"/>
-    <w:bookmarkStart w:id="15" w:name="p.-5"/>
-    <w:p>
-      <w:pPr>
-        <w:pStyle w:val="Heading3"/>
-      </w:pPr>
-      <w:r>
-        <w:t xml:space="preserve">2.2. (3 p.)</w:t>
-      </w:r>
-    </w:p>
     <w:p>
       <w:pPr>
         <w:pStyle w:val="FirstParagraph"/>
+      </w:pPr>
+      <w:r>
+        <w:rPr>
+          <w:b/>
+          <w:bCs/>
+        </w:rPr>
+        <w:t xml:space="preserve">2.2.</w:t>
+      </w:r>
+      <w:r>
+        <w:t xml:space="preserve"> </w:t>
+      </w:r>
+      <w:r>
+        <w:t xml:space="preserve">(3 p.)</w:t>
+      </w:r>
+    </w:p>
+    <w:p>
+      <w:pPr>
+        <w:pStyle w:val="BodyText"/>
       </w:pPr>
       <m:oMathPara>
         <m:oMathParaPr>
@@ -1379,7 +1458,7 @@
     </w:p>
     <w:p>
       <w:pPr>
-        <w:pStyle w:val="FirstParagraph"/>
+        <w:pStyle w:val="Solution"/>
       </w:pPr>
       <m:oMathPara>
         <m:oMathParaPr>
@@ -1448,7 +1527,7 @@
     </w:p>
     <w:p>
       <w:pPr>
-        <w:pStyle w:val="FirstParagraph"/>
+        <w:pStyle w:val="Solution"/>
       </w:pPr>
       <m:oMathPara>
         <m:oMathParaPr>
@@ -1536,7 +1615,7 @@
     </w:p>
     <w:p>
       <w:pPr>
-        <w:pStyle w:val="FirstParagraph"/>
+        <w:pStyle w:val="Solution"/>
       </w:pPr>
       <m:oMathPara>
         <m:oMathParaPr>
@@ -1671,7 +1750,7 @@
     </w:p>
     <w:p>
       <w:pPr>
-        <w:pStyle w:val="FirstParagraph"/>
+        <w:pStyle w:val="Solution"/>
       </w:pPr>
       <m:oMathPara>
         <m:oMathParaPr>
@@ -1741,19 +1820,27 @@
         </m:oMath>
       </m:oMathPara>
     </w:p>
-    <w:bookmarkEnd w:id="15"/>
-    <w:bookmarkStart w:id="16" w:name="p.-6"/>
-    <w:p>
-      <w:pPr>
-        <w:pStyle w:val="Heading3"/>
-      </w:pPr>
-      <w:r>
-        <w:t xml:space="preserve">2.3. (4 p.)</w:t>
-      </w:r>
-    </w:p>
     <w:p>
       <w:pPr>
         <w:pStyle w:val="FirstParagraph"/>
+      </w:pPr>
+      <w:r>
+        <w:rPr>
+          <w:b/>
+          <w:bCs/>
+        </w:rPr>
+        <w:t xml:space="preserve">2.3.</w:t>
+      </w:r>
+      <w:r>
+        <w:t xml:space="preserve"> </w:t>
+      </w:r>
+      <w:r>
+        <w:t xml:space="preserve">(4 p.)</w:t>
+      </w:r>
+    </w:p>
+    <w:p>
+      <w:pPr>
+        <w:pStyle w:val="BodyText"/>
       </w:pPr>
       <m:oMathPara>
         <m:oMathParaPr>
@@ -1816,7 +1903,7 @@
     </w:p>
     <w:p>
       <w:pPr>
-        <w:pStyle w:val="FirstParagraph"/>
+        <w:pStyle w:val="Solution"/>
       </w:pPr>
       <m:oMathPara>
         <m:oMathParaPr>
@@ -1849,7 +1936,7 @@
     </w:p>
     <w:p>
       <w:pPr>
-        <w:pStyle w:val="FirstParagraph"/>
+        <w:pStyle w:val="Solution"/>
       </w:pPr>
       <m:oMathPara>
         <m:oMathParaPr>
@@ -1903,7 +1990,7 @@
     </w:p>
     <w:p>
       <w:pPr>
-        <w:pStyle w:val="FirstParagraph"/>
+        <w:pStyle w:val="Solution"/>
       </w:pPr>
       <m:oMathPara>
         <m:oMathParaPr>
@@ -2032,7 +2119,7 @@
     </w:p>
     <w:p>
       <w:pPr>
-        <w:pStyle w:val="FirstParagraph"/>
+        <w:pStyle w:val="Solution"/>
       </w:pPr>
       <m:oMathPara>
         <m:oMathParaPr>
@@ -2098,7 +2185,7 @@
     </w:p>
     <w:p>
       <w:pPr>
-        <w:pStyle w:val="FirstParagraph"/>
+        <w:pStyle w:val="Solution"/>
       </w:pPr>
       <m:oMathPara>
         <m:oMathParaPr>
@@ -2158,7 +2245,7 @@
     </w:p>
     <w:p>
       <w:pPr>
-        <w:pStyle w:val="FirstParagraph"/>
+        <w:pStyle w:val="Solution"/>
       </w:pPr>
       <m:oMathPara>
         <m:oMathParaPr>
@@ -2246,15 +2333,22 @@
         </m:oMath>
       </m:oMathPara>
     </w:p>
-    <w:bookmarkEnd w:id="16"/>
-    <w:bookmarkEnd w:id="17"/>
-    <w:bookmarkStart w:id="21" w:name="X2ba491c3f519b25e5107eeb1353e72ff187dedd"/>
-    <w:p>
-      <w:pPr>
-        <w:pStyle w:val="Heading2"/>
-      </w:pPr>
-      <w:r>
-        <w:t xml:space="preserve">3. (___/4 punkti) Atrisini doto vienādojumu</w:t>
+    <w:p>
+      <w:pPr>
+        <w:pStyle w:val="FirstParagraph"/>
+      </w:pPr>
+      <w:r>
+        <w:rPr>
+          <w:b/>
+          <w:bCs/>
+        </w:rPr>
+        <w:t xml:space="preserve">3.</w:t>
+      </w:r>
+      <w:r>
+        <w:t xml:space="preserve"> </w:t>
+      </w:r>
+      <w:r>
+        <w:t xml:space="preserve">(___/4 punkti) Atrisini doto vienādojumu</w:t>
       </w:r>
       <w:r>
         <w:t xml:space="preserve"> </w:t>
@@ -2300,7 +2394,7 @@
     </w:p>
     <w:p>
       <w:pPr>
-        <w:pStyle w:val="FirstParagraph"/>
+        <w:pStyle w:val="Solution"/>
       </w:pPr>
       <m:oMathPara>
         <m:oMathParaPr>
@@ -2342,7 +2436,7 @@
     </w:p>
     <w:p>
       <w:pPr>
-        <w:pStyle w:val="FirstParagraph"/>
+        <w:pStyle w:val="Solution"/>
       </w:pPr>
       <m:oMathPara>
         <m:oMathParaPr>
@@ -2375,7 +2469,7 @@
     </w:p>
     <w:p>
       <w:pPr>
-        <w:pStyle w:val="FirstParagraph"/>
+        <w:pStyle w:val="Solution"/>
       </w:pPr>
       <m:oMathPara>
         <m:oMathParaPr>
@@ -2432,7 +2526,7 @@
     </w:p>
     <w:p>
       <w:pPr>
-        <w:pStyle w:val="FirstParagraph"/>
+        <w:pStyle w:val="Solution"/>
       </w:pPr>
       <m:oMathPara>
         <m:oMathParaPr>
@@ -2564,7 +2658,7 @@
     </w:p>
     <w:p>
       <w:pPr>
-        <w:pStyle w:val="FirstParagraph"/>
+        <w:pStyle w:val="Solution"/>
       </w:pPr>
       <m:oMathPara>
         <m:oMathParaPr>
@@ -2664,25 +2758,25 @@
     </w:p>
     <w:p>
       <w:pPr>
-        <w:pStyle w:val="FirstParagraph"/>
+        <w:pStyle w:val="Solution"/>
       </w:pPr>
       <w:r>
         <w:drawing>
           <wp:inline>
             <wp:extent cx="2849077" cy="2377440"/>
             <wp:effectExtent b="0" l="0" r="0" t="0"/>
-            <wp:docPr descr="" title="" id="19" name="Picture"/>
+            <wp:docPr descr="" title="" id="10" name="Picture"/>
             <a:graphic>
               <a:graphicData uri="http://schemas.openxmlformats.org/drawingml/2006/picture">
                 <pic:pic>
                   <pic:nvPicPr>
-                    <pic:cNvPr descr="OL_1_npd_ATR.A.png" id="20" name="Picture"/>
+                    <pic:cNvPr descr="OL_1_npd_ATR.A.png" id="11" name="Picture"/>
                     <pic:cNvPicPr>
                       <a:picLocks noChangeArrowheads="1" noChangeAspect="1"/>
                     </pic:cNvPicPr>
                   </pic:nvPicPr>
                   <pic:blipFill>
-                    <a:blip r:embed="rId18"/>
+                    <a:blip r:embed="rId9"/>
                     <a:stretch>
                       <a:fillRect/>
                     </a:stretch>
@@ -2711,7 +2805,7 @@
     </w:p>
     <w:p>
       <w:pPr>
-        <w:pStyle w:val="BodyText"/>
+        <w:pStyle w:val="Solution"/>
       </w:pPr>
       <m:oMathPara>
         <m:oMathParaPr>
@@ -2782,19 +2876,27 @@
         </m:oMath>
       </m:oMathPara>
     </w:p>
-    <w:bookmarkEnd w:id="21"/>
-    <w:bookmarkStart w:id="22" w:name="punkti-atrisini-vienādojumu"/>
-    <w:p>
-      <w:pPr>
-        <w:pStyle w:val="Heading2"/>
-      </w:pPr>
-      <w:r>
-        <w:t xml:space="preserve">4. (___/3 punkti) Atrisini vienādojumu!</w:t>
-      </w:r>
-    </w:p>
     <w:p>
       <w:pPr>
         <w:pStyle w:val="FirstParagraph"/>
+      </w:pPr>
+      <w:r>
+        <w:rPr>
+          <w:b/>
+          <w:bCs/>
+        </w:rPr>
+        <w:t xml:space="preserve">4.</w:t>
+      </w:r>
+      <w:r>
+        <w:t xml:space="preserve"> </w:t>
+      </w:r>
+      <w:r>
+        <w:t xml:space="preserve">(___/3 punkti) Atrisini vienādojumu!</w:t>
+      </w:r>
+    </w:p>
+    <w:p>
+      <w:pPr>
+        <w:pStyle w:val="BodyText"/>
       </w:pPr>
       <m:oMathPara>
         <m:oMathParaPr>
@@ -2902,7 +3004,7 @@
     </w:p>
     <w:p>
       <w:pPr>
-        <w:pStyle w:val="FirstParagraph"/>
+        <w:pStyle w:val="Solution"/>
       </w:pPr>
       <m:oMathPara>
         <m:oMathParaPr>
@@ -3022,7 +3124,7 @@
     </w:p>
     <w:p>
       <w:pPr>
-        <w:pStyle w:val="FirstParagraph"/>
+        <w:pStyle w:val="Solution"/>
       </w:pPr>
       <m:oMathPara>
         <m:oMathParaPr>
@@ -3067,7 +3169,7 @@
     </w:p>
     <w:p>
       <w:pPr>
-        <w:pStyle w:val="FirstParagraph"/>
+        <w:pStyle w:val="Solution"/>
       </w:pPr>
       <m:oMathPara>
         <m:oMathParaPr>
@@ -3121,7 +3223,7 @@
     </w:p>
     <w:p>
       <w:pPr>
-        <w:pStyle w:val="FirstParagraph"/>
+        <w:pStyle w:val="Solution"/>
       </w:pPr>
       <m:oMathPara>
         <m:oMathParaPr>
@@ -3256,7 +3358,7 @@
     </w:p>
     <w:p>
       <w:pPr>
-        <w:pStyle w:val="FirstParagraph"/>
+        <w:pStyle w:val="Solution"/>
       </w:pPr>
       <m:oMathPara>
         <m:oMathParaPr>
@@ -3328,7 +3430,7 @@
     </w:p>
     <w:p>
       <w:pPr>
-        <w:pStyle w:val="FirstParagraph"/>
+        <w:pStyle w:val="Solution"/>
       </w:pPr>
       <m:oMathPara>
         <m:oMathParaPr>
@@ -3418,7 +3520,7 @@
     </w:p>
     <w:p>
       <w:pPr>
-        <w:pStyle w:val="FirstParagraph"/>
+        <w:pStyle w:val="Solution"/>
       </w:pPr>
       <m:oMathPara>
         <m:oMathParaPr>
@@ -3520,7 +3622,7 @@
     </w:p>
     <w:p>
       <w:pPr>
-        <w:pStyle w:val="FirstParagraph"/>
+        <w:pStyle w:val="Solution"/>
       </w:pPr>
       <m:oMathPara>
         <m:oMathParaPr>
@@ -3629,14 +3731,22 @@
         </m:oMath>
       </m:oMathPara>
     </w:p>
-    <w:bookmarkEnd w:id="22"/>
-    <w:bookmarkStart w:id="23" w:name="X84894d5f2552beb1892b97d77a288c9ee98d5ff"/>
-    <w:p>
-      <w:pPr>
-        <w:pStyle w:val="Heading2"/>
-      </w:pPr>
-      <w:r>
-        <w:t xml:space="preserve">5. (___/2 punkti) Sadali izteiksmi</w:t>
+    <w:p>
+      <w:pPr>
+        <w:pStyle w:val="FirstParagraph"/>
+      </w:pPr>
+      <w:r>
+        <w:rPr>
+          <w:b/>
+          <w:bCs/>
+        </w:rPr>
+        <w:t xml:space="preserve">5.</w:t>
+      </w:r>
+      <w:r>
+        <w:t xml:space="preserve"> </w:t>
+      </w:r>
+      <w:r>
+        <w:t xml:space="preserve">(___/2 punkti) Sadali izteiksmi</w:t>
       </w:r>
       <w:r>
         <w:t xml:space="preserve"> </w:t>
@@ -3682,7 +3792,7 @@
     </w:p>
     <w:p>
       <w:pPr>
-        <w:pStyle w:val="FirstParagraph"/>
+        <w:pStyle w:val="Solution"/>
       </w:pPr>
       <m:oMathPara>
         <m:oMathParaPr>
@@ -3952,7 +4062,7 @@
     </w:p>
     <w:p>
       <w:pPr>
-        <w:pStyle w:val="FirstParagraph"/>
+        <w:pStyle w:val="Solution"/>
       </w:pPr>
       <m:oMathPara>
         <m:oMathParaPr>
@@ -4136,28 +4246,107 @@
         <w:t xml:space="preserve">Vārds, uzvārds, klase</w:t>
       </w:r>
     </w:p>
-    <w:bookmarkEnd w:id="23"/>
-    <w:bookmarkStart w:id="28" w:name="punkti-sadali-reizinātājos-1"/>
-    <w:p>
-      <w:pPr>
-        <w:pStyle w:val="Heading2"/>
-      </w:pPr>
-      <w:r>
-        <w:t xml:space="preserve">1. (___/8 punkti) Sadali reizinātājos!</w:t>
-      </w:r>
-    </w:p>
-    <w:bookmarkStart w:id="24" w:name="p.-7"/>
-    <w:p>
-      <w:pPr>
-        <w:pStyle w:val="Heading3"/>
-      </w:pPr>
-      <w:r>
-        <w:t xml:space="preserve">1.1. (1 p.)</w:t>
-      </w:r>
-    </w:p>
-    <w:p>
-      <w:pPr>
-        <w:pStyle w:val="FirstParagraph"/>
+    <w:p>
+      <w:pPr>
+        <w:pStyle w:val="BodyText"/>
+      </w:pPr>
+      <w:r>
+        <w:rPr>
+          <w:b/>
+          <w:bCs/>
+        </w:rPr>
+        <w:t xml:space="preserve">1.</w:t>
+      </w:r>
+      <w:r>
+        <w:t xml:space="preserve"> </w:t>
+      </w:r>
+      <w:r>
+        <w:t xml:space="preserve">(___/8 punkti) Sadali reizinātājos!</w:t>
+      </w:r>
+    </w:p>
+    <w:p>
+      <w:pPr>
+        <w:pStyle w:val="BodyText"/>
+      </w:pPr>
+      <w:r>
+        <w:rPr>
+          <w:b/>
+          <w:bCs/>
+        </w:rPr>
+        <w:t xml:space="preserve">1.1.</w:t>
+      </w:r>
+      <w:r>
+        <w:t xml:space="preserve"> </w:t>
+      </w:r>
+      <w:r>
+        <w:t xml:space="preserve">(1 p.)</w:t>
+      </w:r>
+      <w:r>
+        <w:t xml:space="preserve"> </w:t>
+      </w:r>
+      <m:oMath>
+        <m:r>
+          <m:t>18</m:t>
+        </m:r>
+        <m:r>
+          <m:t>x</m:t>
+        </m:r>
+        <m:sSup>
+          <m:e>
+            <m:r>
+              <m:t>y</m:t>
+            </m:r>
+          </m:e>
+          <m:sup>
+            <m:r>
+              <m:t>4</m:t>
+            </m:r>
+          </m:sup>
+        </m:sSup>
+        <m:r>
+          <m:rPr>
+            <m:sty m:val="p"/>
+          </m:rPr>
+          <m:t>−</m:t>
+        </m:r>
+        <m:r>
+          <m:t>6</m:t>
+        </m:r>
+        <m:sSup>
+          <m:e>
+            <m:r>
+              <m:t>x</m:t>
+            </m:r>
+          </m:e>
+          <m:sup>
+            <m:r>
+              <m:t>2</m:t>
+            </m:r>
+          </m:sup>
+        </m:sSup>
+        <m:sSup>
+          <m:e>
+            <m:r>
+              <m:t>y</m:t>
+            </m:r>
+          </m:e>
+          <m:sup>
+            <m:r>
+              <m:t>2</m:t>
+            </m:r>
+          </m:sup>
+        </m:sSup>
+        <m:r>
+          <m:rPr>
+            <m:sty m:val="p"/>
+          </m:rPr>
+          <m:t>=</m:t>
+        </m:r>
+      </m:oMath>
+    </w:p>
+    <w:p>
+      <w:pPr>
+        <w:pStyle w:val="Solution"/>
       </w:pPr>
       <m:oMathPara>
         <m:oMathParaPr>
@@ -4165,7 +4354,7 @@
         </m:oMathParaPr>
         <m:oMath>
           <m:r>
-            <m:t>18</m:t>
+            <m:t>6</m:t>
           </m:r>
           <m:r>
             <m:t>x</m:t>
@@ -4178,7 +4367,7 @@
             </m:e>
             <m:sup>
               <m:r>
-                <m:t>4</m:t>
+                <m:t>2</m:t>
               </m:r>
             </m:sup>
           </m:sSup>
@@ -4186,15 +4375,15 @@
             <m:rPr>
               <m:sty m:val="p"/>
             </m:rPr>
-            <m:t>−</m:t>
-          </m:r>
-          <m:r>
-            <m:t>6</m:t>
+            <m:t>(</m:t>
+          </m:r>
+          <m:r>
+            <m:t>3</m:t>
           </m:r>
           <m:sSup>
             <m:e>
               <m:r>
-                <m:t>x</m:t>
+                <m:t>y</m:t>
               </m:r>
             </m:e>
             <m:sup>
@@ -4203,63 +4392,6 @@
               </m:r>
             </m:sup>
           </m:sSup>
-          <m:sSup>
-            <m:e>
-              <m:r>
-                <m:t>y</m:t>
-              </m:r>
-            </m:e>
-            <m:sup>
-              <m:r>
-                <m:t>2</m:t>
-              </m:r>
-            </m:sup>
-          </m:sSup>
-          <m:r>
-            <m:rPr>
-              <m:sty m:val="p"/>
-            </m:rPr>
-            <m:t>=</m:t>
-          </m:r>
-          <m:r>
-            <m:t>6</m:t>
-          </m:r>
-          <m:r>
-            <m:t>x</m:t>
-          </m:r>
-          <m:sSup>
-            <m:e>
-              <m:r>
-                <m:t>y</m:t>
-              </m:r>
-            </m:e>
-            <m:sup>
-              <m:r>
-                <m:t>2</m:t>
-              </m:r>
-            </m:sup>
-          </m:sSup>
-          <m:r>
-            <m:rPr>
-              <m:sty m:val="p"/>
-            </m:rPr>
-            <m:t>(</m:t>
-          </m:r>
-          <m:r>
-            <m:t>3</m:t>
-          </m:r>
-          <m:sSup>
-            <m:e>
-              <m:r>
-                <m:t>y</m:t>
-              </m:r>
-            </m:e>
-            <m:sup>
-              <m:r>
-                <m:t>2</m:t>
-              </m:r>
-            </m:sup>
-          </m:sSup>
           <m:r>
             <m:rPr>
               <m:sty m:val="p"/>
@@ -4278,19 +4410,92 @@
         </m:oMath>
       </m:oMathPara>
     </w:p>
-    <w:bookmarkEnd w:id="24"/>
-    <w:bookmarkStart w:id="25" w:name="p.-8"/>
-    <w:p>
-      <w:pPr>
-        <w:pStyle w:val="Heading3"/>
-      </w:pPr>
-      <w:r>
-        <w:t xml:space="preserve">1.2. (2 p.)</w:t>
-      </w:r>
-    </w:p>
     <w:p>
       <w:pPr>
         <w:pStyle w:val="FirstParagraph"/>
+      </w:pPr>
+      <w:r>
+        <w:rPr>
+          <w:b/>
+          <w:bCs/>
+        </w:rPr>
+        <w:t xml:space="preserve">1.2.</w:t>
+      </w:r>
+      <w:r>
+        <w:t xml:space="preserve"> </w:t>
+      </w:r>
+      <w:r>
+        <w:t xml:space="preserve">(2 p.)</w:t>
+      </w:r>
+      <w:r>
+        <w:t xml:space="preserve"> </w:t>
+      </w:r>
+      <m:oMath>
+        <m:r>
+          <m:t>3</m:t>
+        </m:r>
+        <m:r>
+          <m:t>a</m:t>
+        </m:r>
+        <m:r>
+          <m:rPr>
+            <m:sty m:val="p"/>
+          </m:rPr>
+          <m:t>(</m:t>
+        </m:r>
+        <m:r>
+          <m:t>2</m:t>
+        </m:r>
+        <m:r>
+          <m:t>b</m:t>
+        </m:r>
+        <m:r>
+          <m:rPr>
+            <m:sty m:val="p"/>
+          </m:rPr>
+          <m:t>−</m:t>
+        </m:r>
+        <m:r>
+          <m:t>1</m:t>
+        </m:r>
+        <m:r>
+          <m:rPr>
+            <m:sty m:val="p"/>
+          </m:rPr>
+          <m:t>)</m:t>
+        </m:r>
+        <m:r>
+          <m:rPr>
+            <m:sty m:val="p"/>
+          </m:rPr>
+          <m:t>−</m:t>
+        </m:r>
+        <m:r>
+          <m:t>4</m:t>
+        </m:r>
+        <m:r>
+          <m:t>b</m:t>
+        </m:r>
+        <m:r>
+          <m:rPr>
+            <m:sty m:val="p"/>
+          </m:rPr>
+          <m:t>+</m:t>
+        </m:r>
+        <m:r>
+          <m:t>2</m:t>
+        </m:r>
+        <m:r>
+          <m:rPr>
+            <m:sty m:val="p"/>
+          </m:rPr>
+          <m:t>=</m:t>
+        </m:r>
+      </m:oMath>
+    </w:p>
+    <w:p>
+      <w:pPr>
+        <w:pStyle w:val="Solution"/>
       </w:pPr>
       <m:oMathPara>
         <m:oMathParaPr>
@@ -4337,66 +4542,6 @@
             <m:t>−</m:t>
           </m:r>
           <m:r>
-            <m:t>4</m:t>
-          </m:r>
-          <m:r>
-            <m:t>b</m:t>
-          </m:r>
-          <m:r>
-            <m:rPr>
-              <m:sty m:val="p"/>
-            </m:rPr>
-            <m:t>+</m:t>
-          </m:r>
-          <m:r>
-            <m:t>2</m:t>
-          </m:r>
-          <m:r>
-            <m:rPr>
-              <m:sty m:val="p"/>
-            </m:rPr>
-            <m:t>=</m:t>
-          </m:r>
-          <m:r>
-            <m:t>3</m:t>
-          </m:r>
-          <m:r>
-            <m:t>a</m:t>
-          </m:r>
-          <m:r>
-            <m:rPr>
-              <m:sty m:val="p"/>
-            </m:rPr>
-            <m:t>(</m:t>
-          </m:r>
-          <m:r>
-            <m:t>2</m:t>
-          </m:r>
-          <m:r>
-            <m:t>b</m:t>
-          </m:r>
-          <m:r>
-            <m:rPr>
-              <m:sty m:val="p"/>
-            </m:rPr>
-            <m:t>−</m:t>
-          </m:r>
-          <m:r>
-            <m:t>1</m:t>
-          </m:r>
-          <m:r>
-            <m:rPr>
-              <m:sty m:val="p"/>
-            </m:rPr>
-            <m:t>)</m:t>
-          </m:r>
-          <m:r>
-            <m:rPr>
-              <m:sty m:val="p"/>
-            </m:rPr>
-            <m:t>−</m:t>
-          </m:r>
-          <m:r>
             <m:t>2</m:t>
           </m:r>
           <m:r>
@@ -4489,19 +4634,62 @@
         </m:oMath>
       </m:oMathPara>
     </w:p>
-    <w:bookmarkEnd w:id="25"/>
-    <w:bookmarkStart w:id="26" w:name="p.-9"/>
-    <w:p>
-      <w:pPr>
-        <w:pStyle w:val="Heading3"/>
-      </w:pPr>
-      <w:r>
-        <w:t xml:space="preserve">1.3. (2 p.)</w:t>
-      </w:r>
-    </w:p>
     <w:p>
       <w:pPr>
         <w:pStyle w:val="FirstParagraph"/>
+      </w:pPr>
+      <w:r>
+        <w:rPr>
+          <w:b/>
+          <w:bCs/>
+        </w:rPr>
+        <w:t xml:space="preserve">1.3.</w:t>
+      </w:r>
+      <w:r>
+        <w:t xml:space="preserve"> </w:t>
+      </w:r>
+      <w:r>
+        <w:t xml:space="preserve">(2 p.)</w:t>
+      </w:r>
+      <w:r>
+        <w:t xml:space="preserve"> </w:t>
+      </w:r>
+      <m:oMath>
+        <m:r>
+          <m:t>8</m:t>
+        </m:r>
+        <m:sSup>
+          <m:e>
+            <m:r>
+              <m:t>a</m:t>
+            </m:r>
+          </m:e>
+          <m:sup>
+            <m:r>
+              <m:t>3</m:t>
+            </m:r>
+          </m:sup>
+        </m:sSup>
+        <m:r>
+          <m:rPr>
+            <m:sty m:val="p"/>
+          </m:rPr>
+          <m:t>−</m:t>
+        </m:r>
+        <m:r>
+          <m:t>1</m:t>
+        </m:r>
+        <m:r>
+          <m:rPr>
+            <m:sty m:val="p"/>
+          </m:rPr>
+          <m:t>=</m:t>
+        </m:r>
+      </m:oMath>
+    </w:p>
+    <w:p>
+      <w:pPr>
+        <w:pStyle w:val="Solution"/>
       </w:pPr>
       <m:oMathPara>
         <m:oMathParaPr>
@@ -4509,36 +4697,6 @@
         </m:oMathParaPr>
         <m:oMath>
           <m:r>
-            <m:t>8</m:t>
-          </m:r>
-          <m:sSup>
-            <m:e>
-              <m:r>
-                <m:t>a</m:t>
-              </m:r>
-            </m:e>
-            <m:sup>
-              <m:r>
-                <m:t>3</m:t>
-              </m:r>
-            </m:sup>
-          </m:sSup>
-          <m:r>
-            <m:rPr>
-              <m:sty m:val="p"/>
-            </m:rPr>
-            <m:t>−</m:t>
-          </m:r>
-          <m:r>
-            <m:t>1</m:t>
-          </m:r>
-          <m:r>
-            <m:rPr>
-              <m:sty m:val="p"/>
-            </m:rPr>
-            <m:t>=</m:t>
-          </m:r>
-          <m:r>
             <m:rPr>
               <m:sty m:val="p"/>
             </m:rPr>
@@ -4667,64 +4825,77 @@
         </m:oMath>
       </m:oMathPara>
     </w:p>
-    <w:bookmarkEnd w:id="26"/>
-    <w:bookmarkStart w:id="27" w:name="p.-10"/>
-    <w:p>
-      <w:pPr>
-        <w:pStyle w:val="Heading3"/>
-      </w:pPr>
-      <w:r>
-        <w:t xml:space="preserve">1.4. (3 p.)</w:t>
-      </w:r>
-    </w:p>
     <w:p>
       <w:pPr>
         <w:pStyle w:val="FirstParagraph"/>
+      </w:pPr>
+      <w:r>
+        <w:rPr>
+          <w:b/>
+          <w:bCs/>
+        </w:rPr>
+        <w:t xml:space="preserve">1.4.</w:t>
+      </w:r>
+      <w:r>
+        <w:t xml:space="preserve"> </w:t>
+      </w:r>
+      <w:r>
+        <w:t xml:space="preserve">(3 p.)</w:t>
+      </w:r>
+      <w:r>
+        <w:t xml:space="preserve"> </w:t>
+      </w:r>
+      <m:oMath>
+        <m:r>
+          <m:t>4</m:t>
+        </m:r>
+        <m:sSup>
+          <m:e>
+            <m:r>
+              <m:t>x</m:t>
+            </m:r>
+          </m:e>
+          <m:sup>
+            <m:r>
+              <m:t>2</m:t>
+            </m:r>
+          </m:sup>
+        </m:sSup>
+        <m:r>
+          <m:rPr>
+            <m:sty m:val="p"/>
+          </m:rPr>
+          <m:t>+</m:t>
+        </m:r>
+        <m:r>
+          <m:t>x</m:t>
+        </m:r>
+        <m:r>
+          <m:rPr>
+            <m:sty m:val="p"/>
+          </m:rPr>
+          <m:t>−</m:t>
+        </m:r>
+        <m:r>
+          <m:t>3</m:t>
+        </m:r>
+        <m:r>
+          <m:rPr>
+            <m:sty m:val="p"/>
+          </m:rPr>
+          <m:t>=</m:t>
+        </m:r>
+      </m:oMath>
+    </w:p>
+    <w:p>
+      <w:pPr>
+        <w:pStyle w:val="Solution"/>
       </w:pPr>
       <m:oMathPara>
         <m:oMathParaPr>
           <m:jc m:val="left"/>
         </m:oMathParaPr>
         <m:oMath>
-          <m:r>
-            <m:t>4</m:t>
-          </m:r>
-          <m:sSup>
-            <m:e>
-              <m:r>
-                <m:t>x</m:t>
-              </m:r>
-            </m:e>
-            <m:sup>
-              <m:r>
-                <m:t>2</m:t>
-              </m:r>
-            </m:sup>
-          </m:sSup>
-          <m:r>
-            <m:rPr>
-              <m:sty m:val="p"/>
-            </m:rPr>
-            <m:t>+</m:t>
-          </m:r>
-          <m:r>
-            <m:t>x</m:t>
-          </m:r>
-          <m:r>
-            <m:rPr>
-              <m:sty m:val="p"/>
-            </m:rPr>
-            <m:t>−</m:t>
-          </m:r>
-          <m:r>
-            <m:t>3</m:t>
-          </m:r>
-          <m:r>
-            <m:rPr>
-              <m:sty m:val="p"/>
-            </m:rPr>
-            <m:t>=</m:t>
-          </m:r>
           <m:r>
             <m:t>4</m:t>
           </m:r>
@@ -4848,7 +5019,7 @@
     </w:p>
     <w:p>
       <w:pPr>
-        <w:pStyle w:val="FirstParagraph"/>
+        <w:pStyle w:val="Solution"/>
       </w:pPr>
       <m:oMathPara>
         <m:oMathParaPr>
@@ -4953,7 +5124,7 @@
     </w:p>
     <w:p>
       <w:pPr>
-        <w:pStyle w:val="FirstParagraph"/>
+        <w:pStyle w:val="Solution"/>
       </w:pPr>
       <m:oMathPara>
         <m:oMathParaPr>
@@ -5164,29 +5335,45 @@
         </m:oMath>
       </m:oMathPara>
     </w:p>
-    <w:bookmarkEnd w:id="27"/>
-    <w:bookmarkEnd w:id="28"/>
-    <w:bookmarkStart w:id="32" w:name="punkti-atrisini-vienādojumus-1"/>
-    <w:p>
-      <w:pPr>
-        <w:pStyle w:val="Heading2"/>
-      </w:pPr>
-      <w:r>
-        <w:t xml:space="preserve">2. (___/9 punkti) Atrisini vienādojumus!</w:t>
-      </w:r>
-    </w:p>
-    <w:bookmarkStart w:id="29" w:name="p.-11"/>
-    <w:p>
-      <w:pPr>
-        <w:pStyle w:val="Heading3"/>
-      </w:pPr>
-      <w:r>
-        <w:t xml:space="preserve">2.1. (2 p.)</w:t>
-      </w:r>
-    </w:p>
     <w:p>
       <w:pPr>
         <w:pStyle w:val="FirstParagraph"/>
+      </w:pPr>
+      <w:r>
+        <w:rPr>
+          <w:b/>
+          <w:bCs/>
+        </w:rPr>
+        <w:t xml:space="preserve">2.</w:t>
+      </w:r>
+      <w:r>
+        <w:t xml:space="preserve"> </w:t>
+      </w:r>
+      <w:r>
+        <w:t xml:space="preserve">(___/9 punkti) Atrisini vienādojumus!</w:t>
+      </w:r>
+    </w:p>
+    <w:p>
+      <w:pPr>
+        <w:pStyle w:val="BodyText"/>
+      </w:pPr>
+      <w:r>
+        <w:rPr>
+          <w:b/>
+          <w:bCs/>
+        </w:rPr>
+        <w:t xml:space="preserve">2.1.</w:t>
+      </w:r>
+      <w:r>
+        <w:t xml:space="preserve"> </w:t>
+      </w:r>
+      <w:r>
+        <w:t xml:space="preserve">(2 p.)</w:t>
+      </w:r>
+    </w:p>
+    <w:p>
+      <w:pPr>
+        <w:pStyle w:val="BodyText"/>
       </w:pPr>
       <m:oMathPara>
         <m:oMathParaPr>
@@ -5258,7 +5445,7 @@
     </w:p>
     <w:p>
       <w:pPr>
-        <w:pStyle w:val="FirstParagraph"/>
+        <w:pStyle w:val="Solution"/>
       </w:pPr>
       <m:oMathPara>
         <m:oMathParaPr>
@@ -5350,7 +5537,7 @@
     </w:p>
     <w:p>
       <w:pPr>
-        <w:pStyle w:val="FirstParagraph"/>
+        <w:pStyle w:val="Solution"/>
       </w:pPr>
       <m:oMathPara>
         <m:oMathParaPr>
@@ -5435,19 +5622,27 @@
         </m:oMath>
       </m:oMathPara>
     </w:p>
-    <w:bookmarkEnd w:id="29"/>
-    <w:bookmarkStart w:id="30" w:name="p.-12"/>
-    <w:p>
-      <w:pPr>
-        <w:pStyle w:val="Heading3"/>
-      </w:pPr>
-      <w:r>
-        <w:t xml:space="preserve">2.2. (3 p.)</w:t>
-      </w:r>
-    </w:p>
     <w:p>
       <w:pPr>
         <w:pStyle w:val="FirstParagraph"/>
+      </w:pPr>
+      <w:r>
+        <w:rPr>
+          <w:b/>
+          <w:bCs/>
+        </w:rPr>
+        <w:t xml:space="preserve">2.2.</w:t>
+      </w:r>
+      <w:r>
+        <w:t xml:space="preserve"> </w:t>
+      </w:r>
+      <w:r>
+        <w:t xml:space="preserve">(3 p.)</w:t>
+      </w:r>
+    </w:p>
+    <w:p>
+      <w:pPr>
+        <w:pStyle w:val="BodyText"/>
       </w:pPr>
       <m:oMathPara>
         <m:oMathParaPr>
@@ -5513,7 +5708,7 @@
     </w:p>
     <w:p>
       <w:pPr>
-        <w:pStyle w:val="FirstParagraph"/>
+        <w:pStyle w:val="Solution"/>
       </w:pPr>
       <m:oMathPara>
         <m:oMathParaPr>
@@ -5582,7 +5777,7 @@
     </w:p>
     <w:p>
       <w:pPr>
-        <w:pStyle w:val="FirstParagraph"/>
+        <w:pStyle w:val="Solution"/>
       </w:pPr>
       <m:oMathPara>
         <m:oMathParaPr>
@@ -5670,7 +5865,7 @@
     </w:p>
     <w:p>
       <w:pPr>
-        <w:pStyle w:val="FirstParagraph"/>
+        <w:pStyle w:val="Solution"/>
       </w:pPr>
       <m:oMathPara>
         <m:oMathParaPr>
@@ -5811,7 +6006,7 @@
     </w:p>
     <w:p>
       <w:pPr>
-        <w:pStyle w:val="FirstParagraph"/>
+        <w:pStyle w:val="Solution"/>
       </w:pPr>
       <m:oMathPara>
         <m:oMathParaPr>
@@ -5881,19 +6076,27 @@
         </m:oMath>
       </m:oMathPara>
     </w:p>
-    <w:bookmarkEnd w:id="30"/>
-    <w:bookmarkStart w:id="31" w:name="p.-13"/>
-    <w:p>
-      <w:pPr>
-        <w:pStyle w:val="Heading3"/>
-      </w:pPr>
-      <w:r>
-        <w:t xml:space="preserve">2.3. (4 p.)</w:t>
-      </w:r>
-    </w:p>
     <w:p>
       <w:pPr>
         <w:pStyle w:val="FirstParagraph"/>
+      </w:pPr>
+      <w:r>
+        <w:rPr>
+          <w:b/>
+          <w:bCs/>
+        </w:rPr>
+        <w:t xml:space="preserve">2.3.</w:t>
+      </w:r>
+      <w:r>
+        <w:t xml:space="preserve"> </w:t>
+      </w:r>
+      <w:r>
+        <w:t xml:space="preserve">(4 p.)</w:t>
+      </w:r>
+    </w:p>
+    <w:p>
+      <w:pPr>
+        <w:pStyle w:val="BodyText"/>
       </w:pPr>
       <m:oMathPara>
         <m:oMathParaPr>
@@ -5956,7 +6159,7 @@
     </w:p>
     <w:p>
       <w:pPr>
-        <w:pStyle w:val="FirstParagraph"/>
+        <w:pStyle w:val="Solution"/>
       </w:pPr>
       <m:oMathPara>
         <m:oMathParaPr>
@@ -5989,7 +6192,7 @@
     </w:p>
     <w:p>
       <w:pPr>
-        <w:pStyle w:val="FirstParagraph"/>
+        <w:pStyle w:val="Solution"/>
       </w:pPr>
       <m:oMathPara>
         <m:oMathParaPr>
@@ -6043,7 +6246,7 @@
     </w:p>
     <w:p>
       <w:pPr>
-        <w:pStyle w:val="FirstParagraph"/>
+        <w:pStyle w:val="Solution"/>
       </w:pPr>
       <m:oMathPara>
         <m:oMathParaPr>
@@ -6172,7 +6375,7 @@
     </w:p>
     <w:p>
       <w:pPr>
-        <w:pStyle w:val="FirstParagraph"/>
+        <w:pStyle w:val="Solution"/>
       </w:pPr>
       <m:oMathPara>
         <m:oMathParaPr>
@@ -6238,7 +6441,7 @@
     </w:p>
     <w:p>
       <w:pPr>
-        <w:pStyle w:val="FirstParagraph"/>
+        <w:pStyle w:val="Solution"/>
       </w:pPr>
       <m:oMathPara>
         <m:oMathParaPr>
@@ -6298,7 +6501,7 @@
     </w:p>
     <w:p>
       <w:pPr>
-        <w:pStyle w:val="FirstParagraph"/>
+        <w:pStyle w:val="Solution"/>
       </w:pPr>
       <m:oMathPara>
         <m:oMathParaPr>
@@ -6386,15 +6589,22 @@
         </m:oMath>
       </m:oMathPara>
     </w:p>
-    <w:bookmarkEnd w:id="31"/>
-    <w:bookmarkEnd w:id="32"/>
-    <w:bookmarkStart w:id="36" w:name="Xe8f6c1a2b9fe650c604a19a0b709fff0f017b3a"/>
-    <w:p>
-      <w:pPr>
-        <w:pStyle w:val="Heading2"/>
-      </w:pPr>
-      <w:r>
-        <w:t xml:space="preserve">3. (___/4 punkti) Atrisini doto vienādojumu</w:t>
+    <w:p>
+      <w:pPr>
+        <w:pStyle w:val="FirstParagraph"/>
+      </w:pPr>
+      <w:r>
+        <w:rPr>
+          <w:b/>
+          <w:bCs/>
+        </w:rPr>
+        <w:t xml:space="preserve">3.</w:t>
+      </w:r>
+      <w:r>
+        <w:t xml:space="preserve"> </w:t>
+      </w:r>
+      <w:r>
+        <w:t xml:space="preserve">(___/4 punkti) Atrisini doto vienādojumu</w:t>
       </w:r>
       <w:r>
         <w:t xml:space="preserve"> </w:t>
@@ -6440,7 +6650,7 @@
     </w:p>
     <w:p>
       <w:pPr>
-        <w:pStyle w:val="FirstParagraph"/>
+        <w:pStyle w:val="Solution"/>
       </w:pPr>
       <m:oMathPara>
         <m:oMathParaPr>
@@ -6482,7 +6692,7 @@
     </w:p>
     <w:p>
       <w:pPr>
-        <w:pStyle w:val="FirstParagraph"/>
+        <w:pStyle w:val="Solution"/>
       </w:pPr>
       <m:oMathPara>
         <m:oMathParaPr>
@@ -6521,7 +6731,7 @@
     </w:p>
     <w:p>
       <w:pPr>
-        <w:pStyle w:val="FirstParagraph"/>
+        <w:pStyle w:val="Solution"/>
       </w:pPr>
       <m:oMathPara>
         <m:oMathParaPr>
@@ -6584,7 +6794,7 @@
     </w:p>
     <w:p>
       <w:pPr>
-        <w:pStyle w:val="FirstParagraph"/>
+        <w:pStyle w:val="Solution"/>
       </w:pPr>
       <m:oMathPara>
         <m:oMathParaPr>
@@ -6716,7 +6926,7 @@
     </w:p>
     <w:p>
       <w:pPr>
-        <w:pStyle w:val="FirstParagraph"/>
+        <w:pStyle w:val="Solution"/>
       </w:pPr>
       <m:oMathPara>
         <m:oMathParaPr>
@@ -6816,25 +7026,25 @@
     </w:p>
     <w:p>
       <w:pPr>
-        <w:pStyle w:val="FirstParagraph"/>
+        <w:pStyle w:val="Solution"/>
       </w:pPr>
       <w:r>
         <w:drawing>
           <wp:inline>
             <wp:extent cx="2791326" cy="2290812"/>
             <wp:effectExtent b="0" l="0" r="0" t="0"/>
-            <wp:docPr descr="" title="" id="34" name="Picture"/>
+            <wp:docPr descr="" title="" id="13" name="Picture"/>
             <a:graphic>
               <a:graphicData uri="http://schemas.openxmlformats.org/drawingml/2006/picture">
                 <pic:pic>
                   <pic:nvPicPr>
-                    <pic:cNvPr descr="OL_1_npd_ATR.B.png" id="35" name="Picture"/>
+                    <pic:cNvPr descr="OL_1_npd_ATR.B.png" id="14" name="Picture"/>
                     <pic:cNvPicPr>
                       <a:picLocks noChangeArrowheads="1" noChangeAspect="1"/>
                     </pic:cNvPicPr>
                   </pic:nvPicPr>
                   <pic:blipFill>
-                    <a:blip r:embed="rId33"/>
+                    <a:blip r:embed="rId12"/>
                     <a:stretch>
                       <a:fillRect/>
                     </a:stretch>
@@ -6863,7 +7073,7 @@
     </w:p>
     <w:p>
       <w:pPr>
-        <w:pStyle w:val="BodyText"/>
+        <w:pStyle w:val="Solution"/>
       </w:pPr>
       <m:oMathPara>
         <m:oMathParaPr>
@@ -6940,19 +7150,27 @@
         </m:oMath>
       </m:oMathPara>
     </w:p>
-    <w:bookmarkEnd w:id="36"/>
-    <w:bookmarkStart w:id="37" w:name="punkti-atrisini-vienādojumu-1"/>
-    <w:p>
-      <w:pPr>
-        <w:pStyle w:val="Heading2"/>
-      </w:pPr>
-      <w:r>
-        <w:t xml:space="preserve">4. (___/3 punkti) Atrisini vienādojumu!</w:t>
-      </w:r>
-    </w:p>
     <w:p>
       <w:pPr>
         <w:pStyle w:val="FirstParagraph"/>
+      </w:pPr>
+      <w:r>
+        <w:rPr>
+          <w:b/>
+          <w:bCs/>
+        </w:rPr>
+        <w:t xml:space="preserve">4.</w:t>
+      </w:r>
+      <w:r>
+        <w:t xml:space="preserve"> </w:t>
+      </w:r>
+      <w:r>
+        <w:t xml:space="preserve">(___/3 punkti) Atrisini vienādojumu!</w:t>
+      </w:r>
+    </w:p>
+    <w:p>
+      <w:pPr>
+        <w:pStyle w:val="BodyText"/>
       </w:pPr>
       <m:oMathPara>
         <m:oMathParaPr>
@@ -7060,7 +7278,7 @@
     </w:p>
     <w:p>
       <w:pPr>
-        <w:pStyle w:val="FirstParagraph"/>
+        <w:pStyle w:val="Solution"/>
       </w:pPr>
       <m:oMathPara>
         <m:oMathParaPr>
@@ -7180,7 +7398,7 @@
     </w:p>
     <w:p>
       <w:pPr>
-        <w:pStyle w:val="FirstParagraph"/>
+        <w:pStyle w:val="Solution"/>
       </w:pPr>
       <m:oMathPara>
         <m:oMathParaPr>
@@ -7225,7 +7443,7 @@
     </w:p>
     <w:p>
       <w:pPr>
-        <w:pStyle w:val="FirstParagraph"/>
+        <w:pStyle w:val="Solution"/>
       </w:pPr>
       <m:oMathPara>
         <m:oMathParaPr>
@@ -7279,7 +7497,7 @@
     </w:p>
     <w:p>
       <w:pPr>
-        <w:pStyle w:val="FirstParagraph"/>
+        <w:pStyle w:val="Solution"/>
       </w:pPr>
       <m:oMathPara>
         <m:oMathParaPr>
@@ -7414,7 +7632,7 @@
     </w:p>
     <w:p>
       <w:pPr>
-        <w:pStyle w:val="FirstParagraph"/>
+        <w:pStyle w:val="Solution"/>
       </w:pPr>
       <m:oMathPara>
         <m:oMathParaPr>
@@ -7486,7 +7704,7 @@
     </w:p>
     <w:p>
       <w:pPr>
-        <w:pStyle w:val="FirstParagraph"/>
+        <w:pStyle w:val="Solution"/>
       </w:pPr>
       <m:oMathPara>
         <m:oMathParaPr>
@@ -7576,7 +7794,7 @@
     </w:p>
     <w:p>
       <w:pPr>
-        <w:pStyle w:val="FirstParagraph"/>
+        <w:pStyle w:val="Solution"/>
       </w:pPr>
       <m:oMathPara>
         <m:oMathParaPr>
@@ -7678,7 +7896,7 @@
     </w:p>
     <w:p>
       <w:pPr>
-        <w:pStyle w:val="FirstParagraph"/>
+        <w:pStyle w:val="Solution"/>
       </w:pPr>
       <m:oMathPara>
         <m:oMathParaPr>
@@ -7781,14 +7999,22 @@
         </m:oMath>
       </m:oMathPara>
     </w:p>
-    <w:bookmarkEnd w:id="37"/>
-    <w:bookmarkStart w:id="38" w:name="X6d976077b8a1bcc7bfe3f93b3d113f11bfca979"/>
-    <w:p>
-      <w:pPr>
-        <w:pStyle w:val="Heading2"/>
-      </w:pPr>
-      <w:r>
-        <w:t xml:space="preserve">5. (___/2 punkti) Sadali izteiksmi</w:t>
+    <w:p>
+      <w:pPr>
+        <w:pStyle w:val="FirstParagraph"/>
+      </w:pPr>
+      <w:r>
+        <w:rPr>
+          <w:b/>
+          <w:bCs/>
+        </w:rPr>
+        <w:t xml:space="preserve">5.</w:t>
+      </w:r>
+      <w:r>
+        <w:t xml:space="preserve"> </w:t>
+      </w:r>
+      <w:r>
+        <w:t xml:space="preserve">(___/2 punkti) Sadali izteiksmi</w:t>
       </w:r>
       <w:r>
         <w:t xml:space="preserve"> </w:t>
@@ -7834,7 +8060,7 @@
     </w:p>
     <w:p>
       <w:pPr>
-        <w:pStyle w:val="FirstParagraph"/>
+        <w:pStyle w:val="Solution"/>
       </w:pPr>
       <m:oMathPara>
         <m:oMathParaPr>
@@ -8104,7 +8330,7 @@
     </w:p>
     <w:p>
       <w:pPr>
-        <w:pStyle w:val="FirstParagraph"/>
+        <w:pStyle w:val="Solution"/>
       </w:pPr>
       <m:oMathPara>
         <m:oMathParaPr>
@@ -8252,13 +8478,14 @@
         </m:oMath>
       </m:oMathPara>
     </w:p>
-    <w:bookmarkEnd w:id="38"/>
     <w:sectPr>
-      <w:headerReference w:type="default" r:id="rId9"/>
-      <w:footerReference w:type="default" r:id="rId10"/>
+      <w:headerReference w:type="default" r:id="rId10"/>
+      <w:footerReference w:type="default" r:id="rId11"/>
       <w:footnotePr>
         <w:numRestart w:val="eachSect"/>
       </w:footnotePr>
+      <w:pgSz w:w="11906" w:h="16838"/>
+      <w:pgMar w:top="1417" w:bottom="1417" w:left="1134" w:right="1134"/>
     </w:sectPr>
   </w:body>
 </w:document>
@@ -8273,7 +8500,7 @@
   <w:p>
     <w:pPr>
       <w:pStyle w:val="Footer"/>
-      <w:jc w:val="center"/>
+      <w:jc w:val="right"/>
     </w:pPr>
     <w:r>
       <w:rPr>
@@ -8313,6 +8540,9 @@
   <w:p>
     <w:pPr>
       <w:pStyle w:val="Header"/>
+      <w:tabs>
+        <w:tab w:pos="9638" w:val="right"/>
+      </w:tabs>
       <w:jc w:val="left"/>
     </w:pPr>
     <w:r>
@@ -8322,6 +8552,8 @@
         <w:sz w:val="18"/>
       </w:rPr>
       <w:t>1. temats. Sadalīšana reizinātājos un vienādojumu atrisināšanas metodes</w:t>
+      <w:tab/>
+      <w:t>Matemātika I</w:t>
     </w:r>
   </w:p>
 </w:hdr>
@@ -9071,6 +9303,14 @@
       <w:color w:themeColor="accent1" w:themeShade="BF" w:val="365F91"/>
     </w:rPr>
   </w:style>
+  <w:style w:type="paragraph" w:customStyle="1" w:styleId="Solution">
+    <w:name w:val="Solution"/>
+    <w:basedOn w:val="BodyText"/>
+    <w:qFormat/>
+    <w:pPr>
+      <w:shd w:val="clear" w:color="auto" w:fill="DCE6F1"/>
+    </w:pPr>
+  </w:style>
   <w:style w:type="paragraph" w:customStyle="1" w:styleId="SourceCode">
     <w:name w:val="Source Code"/>
     <w:basedOn w:val="Normal"/>
@@ -9304,6 +9544,9 @@
     <w:name w:val="NormalTok"/>
     <w:basedOn w:val="VerbatimChar"/>
     <w:rPr/>
+  </w:style>
+  <w:style w:type="paragraph" w:customStyle="1" w:styleId="header">
+    <w:name w:val="header"/>
   </w:style>
 </w:styles>
 </file>
